--- a/一种矿物浮选后精矿自动处理系统-具体实施方式.docx
+++ b/一种矿物浮选后精矿自动处理系统-具体实施方式.docx
@@ -2,126 +2,6 @@
 <file path=word/document.xml><?xml version="1.0" encoding="utf-8"?>
 <w:document xmlns:wpc="http://schemas.microsoft.com/office/word/2010/wordprocessingCanvas" xmlns:mo="http://schemas.microsoft.com/office/mac/office/2008/main" xmlns:mc="http://schemas.openxmlformats.org/markup-compatibility/2006" xmlns:mv="urn:schemas-microsoft-com:mac:vml" xmlns:o="urn:schemas-microsoft-com:office:office" xmlns:r="http://schemas.openxmlformats.org/officeDocument/2006/relationships" xmlns:m="http://schemas.openxmlformats.org/officeDocument/2006/math" xmlns:v="urn:schemas-microsoft-com:vml" xmlns:wp14="http://schemas.microsoft.com/office/word/2010/wordprocessingDrawing" xmlns:wp="http://schemas.openxmlformats.org/drawingml/2006/wordprocessingDrawing" xmlns:w10="urn:schemas-microsoft-com:office:word" xmlns:w="http://schemas.openxmlformats.org/wordprocessingml/2006/main" xmlns:w14="http://schemas.microsoft.com/office/word/2010/wordml" xmlns:wpg="http://schemas.microsoft.com/office/word/2010/wordprocessingGroup" xmlns:wpi="http://schemas.microsoft.com/office/word/2010/wordprocessingInk" xmlns:wne="http://schemas.microsoft.com/office/word/2006/wordml" xmlns:wps="http://schemas.microsoft.com/office/word/2010/wordprocessingShape" mc:Ignorable="w14 wp14">
   <w:body>
-    <w:p>
-      <w:pPr>
-        <w:spacing w:before="280" w:after="160" w:line="480" w:lineRule="exact"/>
-        <w:ind w:firstLine="0"/>
-        <w:jc w:val="left"/>
-      </w:pPr>
-      <w:r>
-        <w:rPr>
-          <w:rFonts w:ascii="黑体" w:hAnsi="黑体" w:eastAsia="黑体" w:cs="黑体"/>
-          <w:b/>
-          <w:sz w:val="28"/>
-        </w:rPr>
-        <w:t>撰写说明（本部分供核对权利要求支持情况使用，不写入正式说明书）</w:t>
-      </w:r>
-    </w:p>
-    <w:p>
-      <w:pPr>
-        <w:spacing w:before="0" w:after="120" w:line="440" w:lineRule="exact"/>
-        <w:ind w:firstLine="0"/>
-        <w:jc w:val="both"/>
-      </w:pPr>
-      <w:r>
-        <w:rPr>
-          <w:rFonts w:ascii="宋体" w:hAnsi="宋体" w:eastAsia="宋体" w:cs="宋体"/>
-          <w:b w:val="0"/>
-          <w:sz w:val="24"/>
-        </w:rPr>
-        <w:t>1. 具体实施方式按权利要求1至权利要求10的顺序撰写。每一条先用带附图标记的说明书陈述句复述该条的全部技术特征，再在该条下面展开连接关系、动作过程、作用和举例参数。正式提交时，可删去“权利要求×”标题，改以“进一步地”承接，正文可直接使用。</w:t>
-      </w:r>
-    </w:p>
-    <w:p>
-      <w:pPr>
-        <w:spacing w:before="0" w:after="120" w:line="440" w:lineRule="exact"/>
-        <w:ind w:firstLine="0"/>
-        <w:jc w:val="both"/>
-      </w:pPr>
-      <w:r>
-        <w:rPr>
-          <w:rFonts w:ascii="宋体" w:hAnsi="宋体" w:eastAsia="宋体" w:cs="宋体"/>
-          <w:b w:val="0"/>
-          <w:sz w:val="24"/>
-        </w:rPr>
-        <w:t>2. 用语以初稿权利要求为准。交底书中的烘干温度、功率、风量、盘位数量、翻转角度、烘干/清洗/回烘时间，写入对应结构或步骤之下，并标明为举例。</w:t>
-      </w:r>
-    </w:p>
-    <w:p>
-      <w:pPr>
-        <w:spacing w:before="0" w:after="120" w:line="440" w:lineRule="exact"/>
-        <w:ind w:firstLine="0"/>
-        <w:jc w:val="both"/>
-      </w:pPr>
-      <w:r>
-        <w:rPr>
-          <w:rFonts w:ascii="宋体" w:hAnsi="宋体" w:eastAsia="宋体" w:cs="宋体"/>
-          <w:b w:val="0"/>
-          <w:sz w:val="24"/>
-        </w:rPr>
-        <w:t>3. 执行机构按初稿和附图写成横向导轨、竖向导轨、绕竖直轴的旋转和绕水平轴的翻转。夹持机构与夹持翻转机构在文中明确为同一部件。</w:t>
-      </w:r>
-    </w:p>
-    <w:p>
-      <w:pPr>
-        <w:spacing w:before="0" w:after="120" w:line="440" w:lineRule="exact"/>
-        <w:ind w:firstLine="0"/>
-        <w:jc w:val="both"/>
-      </w:pPr>
-      <w:r>
-        <w:rPr>
-          <w:rFonts w:ascii="宋体" w:hAnsi="宋体" w:eastAsia="宋体" w:cs="宋体"/>
-          <w:b w:val="0"/>
-          <w:sz w:val="24"/>
-        </w:rPr>
-        <w:t>4. 权利要求5的托盘放置孔盘架与权利要求6的托盘支架环盘架并列，不能同时作为同一盘架的必要结构。附图所示为权利要求6、7的结构；权利要求5单独写成可替换的盘架。安装台与旋转电机的上下安装关系在两种盘架中均可使用，与附图标号21、4一致。</w:t>
-      </w:r>
-    </w:p>
-    <w:p>
-      <w:pPr>
-        <w:spacing w:before="0" w:after="120" w:line="440" w:lineRule="exact"/>
-        <w:ind w:firstLine="0"/>
-        <w:jc w:val="both"/>
-      </w:pPr>
-      <w:r>
-        <w:rPr>
-          <w:rFonts w:ascii="宋体" w:hAnsi="宋体" w:eastAsia="宋体" w:cs="宋体"/>
-          <w:b w:val="0"/>
-          <w:sz w:val="24"/>
-        </w:rPr>
-        <w:t>5. 各列样品盘同时位于烘干室内接受加热和对流。旋转电机把待取放的一列转到取放口。</w:t>
-      </w:r>
-    </w:p>
-    <w:p>
-      <w:pPr>
-        <w:spacing w:before="0" w:after="120" w:line="440" w:lineRule="exact"/>
-        <w:ind w:firstLine="0"/>
-        <w:jc w:val="both"/>
-      </w:pPr>
-      <w:r>
-        <w:rPr>
-          <w:rFonts w:ascii="宋体" w:hAnsi="宋体" w:eastAsia="宋体" w:cs="宋体"/>
-          <w:b w:val="0"/>
-          <w:sz w:val="24"/>
-        </w:rPr>
-        <w:t>6. 称重时样品盘的重量作用于称重台。称重读数完成后，机械臂再次夹取样品盘，并在这一次夹持中完成向精矿收集槽的移送和翻转排料，以支持“移送与排料在同一次夹持中完成”。</w:t>
-      </w:r>
-    </w:p>
-    <w:p>
-      <w:pPr>
-        <w:spacing w:before="0" w:after="120" w:line="440" w:lineRule="exact"/>
-        <w:ind w:firstLine="0"/>
-        <w:jc w:val="both"/>
-      </w:pPr>
-      <w:r>
-        <w:rPr>
-          <w:rFonts w:ascii="宋体" w:hAnsi="宋体" w:eastAsia="宋体" w:cs="宋体"/>
-          <w:b w:val="0"/>
-          <w:sz w:val="24"/>
-        </w:rPr>
-        <w:t>7. 附图标记只使用初稿已有的1至25。控制单元、横向导轨、横向驱动机构、水平移动座、升降驱动机构、箱体各板、立柱、升降平台、平台驱动件和防震支撑垫沿用所属部件的标记或不另编标号。文中只引用附图说明已经定义的图1和图2。</w:t>
-      </w:r>
-    </w:p>
     <w:p>
       <w:pPr>
         <w:spacing w:before="0" w:after="240" w:line="560" w:lineRule="exact"/>
@@ -209,37 +89,7 @@
           <w:b w:val="0"/>
           <w:sz w:val="24"/>
         </w:rPr>
-        <w:t>如图1和图2所示，本实施例提供一种矿物浮选后精矿自动处理系统，用于对承载有浮选精矿的样品盘进行处理。以下先按各部分的结构说明，再说明控制单元对一只样品盘的闭环流转。文中的温度、功率、风量、转速、角度、层数和时间，均为便于实施的举例。</w:t>
-      </w:r>
-    </w:p>
-    <w:p>
-      <w:pPr>
-        <w:spacing w:before="200" w:after="120" w:line="440" w:lineRule="exact"/>
-        <w:ind w:firstLine="0"/>
-        <w:jc w:val="left"/>
-      </w:pPr>
-      <w:r>
-        <w:rPr>
-          <w:rFonts w:ascii="黑体" w:hAnsi="黑体" w:eastAsia="黑体" w:cs="黑体"/>
-          <w:b/>
-          <w:sz w:val="24"/>
-        </w:rPr>
-        <w:t>一、对应权利要求1</w:t>
-      </w:r>
-    </w:p>
-    <w:p>
-      <w:pPr>
-        <w:spacing w:before="120" w:after="120" w:line="440" w:lineRule="exact"/>
-        <w:ind w:firstLine="480"/>
-        <w:jc w:val="both"/>
-      </w:pPr>
-      <w:r>
-        <w:rPr>
-          <w:rFonts w:ascii="黑体" w:hAnsi="黑体" w:eastAsia="黑体" w:cs="黑体"/>
-          <w:b/>
-          <w:sz w:val="24"/>
-        </w:rPr>
-        <w:t>复述：</w:t>
+        <w:t>如图1和图2所示，本实施例提供一种矿物浮选后精矿自动处理系统，用于对承载有浮选精矿的样品盘进行处理。文中的温度、功率、风量、转速、角度、层数和时间，均为便于实施的举例。</w:t>
       </w:r>
     </w:p>
     <w:p>
@@ -254,22 +104,7 @@
           <w:b w:val="0"/>
           <w:sz w:val="24"/>
         </w:rPr>
-        <w:t>本实施例的矿物浮选后精矿自动处理系统，用于对承载有精矿的样品盘进行处理，包括清洗装置、烘干室6、称重台8、精矿收集槽9、轨道机构14、机械臂1和控制单元。清洗装置包括清洗槽10和升降机构11，升降机构11用于驱动样品盘进出清洗槽10。烘干室6用于对置入其中的样品盘进行烘干。称重台8用于对样品盘进行称重。精矿收集槽9用于收集样品盘内的精矿。机械臂1活动装配于轨道机构14，并配置有夹持机构；该夹持机构用于夹持、转移样品盘，并在样品盘运动至精矿收集槽9上方时翻转排料。控制单元分别与清洗装置、烘干室6、称重台8以及机械臂1电连接，用于控制机械臂1沿轨道机构14在清洗装置、烘干室6、称重台8及精矿收集槽9之间转移样品盘。</w:t>
-      </w:r>
-    </w:p>
-    <w:p>
-      <w:pPr>
-        <w:spacing w:before="120" w:after="120" w:line="440" w:lineRule="exact"/>
-        <w:ind w:firstLine="480"/>
-        <w:jc w:val="both"/>
-      </w:pPr>
-      <w:r>
-        <w:rPr>
-          <w:rFonts w:ascii="黑体" w:hAnsi="黑体" w:eastAsia="黑体" w:cs="黑体"/>
-          <w:b/>
-          <w:sz w:val="24"/>
-        </w:rPr>
-        <w:t>展开：</w:t>
+        <w:t>该矿物浮选后精矿自动处理系统用于对承载有精矿的样品盘进行处理，包括清洗装置、烘干室6、称重台8、精矿收集槽9、轨道机构14、机械臂1和控制单元。清洗装置包括清洗槽10和升降机构11，升降机构11用于驱动样品盘进出清洗槽10。烘干室6用于对置入其中的样品盘进行烘干。称重台8用于对样品盘进行称重。精矿收集槽9用于收集样品盘内的精矿。机械臂1活动装配于轨道机构14，并配置有夹持机构；该夹持机构用于夹持、转移样品盘，并在样品盘运动至精矿收集槽9上方时翻转排料。控制单元分别与清洗装置、烘干室6、称重台8以及机械臂1电连接，用于控制机械臂1沿轨道机构14在清洗装置、烘干室6、称重台8及精矿收集槽9之间转移样品盘。</w:t>
       </w:r>
     </w:p>
     <w:p>
@@ -359,37 +194,7 @@
           <w:b w:val="0"/>
           <w:sz w:val="24"/>
         </w:rPr>
-        <w:t>在本实施例的一个完整流转中，承载精矿的样品盘先进入烘干室6烘干；烘干结束后被夹取到称重台8称重；称重后在同一次夹持中被送到精矿收集槽9上方并翻转排料；空样品盘再进入清洗装置清洗；清洗后的样品盘被放回烘干室6。各工位的具体结构和逐步动作在下列实施例中展开。</w:t>
-      </w:r>
-    </w:p>
-    <w:p>
-      <w:pPr>
-        <w:spacing w:before="200" w:after="120" w:line="440" w:lineRule="exact"/>
-        <w:ind w:firstLine="0"/>
-        <w:jc w:val="left"/>
-      </w:pPr>
-      <w:r>
-        <w:rPr>
-          <w:rFonts w:ascii="黑体" w:hAnsi="黑体" w:eastAsia="黑体" w:cs="黑体"/>
-          <w:b/>
-          <w:sz w:val="24"/>
-        </w:rPr>
-        <w:t>二、对应权利要求2</w:t>
-      </w:r>
-    </w:p>
-    <w:p>
-      <w:pPr>
-        <w:spacing w:before="120" w:after="120" w:line="440" w:lineRule="exact"/>
-        <w:ind w:firstLine="480"/>
-        <w:jc w:val="both"/>
-      </w:pPr>
-      <w:r>
-        <w:rPr>
-          <w:rFonts w:ascii="黑体" w:hAnsi="黑体" w:eastAsia="黑体" w:cs="黑体"/>
-          <w:b/>
-          <w:sz w:val="24"/>
-        </w:rPr>
-        <w:t>复述：</w:t>
+        <w:t>在本实施例的一个完整流转中，承载精矿的样品盘先进入烘干室6烘干；烘干结束后被夹取到称重台8称重；称重后在同一次夹持中被送到精矿收集槽9上方并翻转排料；空样品盘再进入清洗装置清洗；清洗后的样品盘被放回烘干室6。</w:t>
       </w:r>
     </w:p>
     <w:p>
@@ -404,22 +209,7 @@
           <w:b w:val="0"/>
           <w:sz w:val="24"/>
         </w:rPr>
-        <w:t>在上述系统中，轨道机构14包括沿水平方向布置的横向导轨以及横向驱动机构。机械臂1包括活动装配于该横向导轨的水平移动座、固定设于水平移动座上的竖向导轨20、升降驱动机构以及升降座19。升降驱动机构用于驱动升降座19沿竖向导轨20升降。夹持翻转机构装配于升降座19。上述夹持机构即为该夹持翻转机构。</w:t>
-      </w:r>
-    </w:p>
-    <w:p>
-      <w:pPr>
-        <w:spacing w:before="120" w:after="120" w:line="440" w:lineRule="exact"/>
-        <w:ind w:firstLine="480"/>
-        <w:jc w:val="both"/>
-      </w:pPr>
-      <w:r>
-        <w:rPr>
-          <w:rFonts w:ascii="黑体" w:hAnsi="黑体" w:eastAsia="黑体" w:cs="黑体"/>
-          <w:b/>
-          <w:sz w:val="24"/>
-        </w:rPr>
-        <w:t>展开：</w:t>
+        <w:t>进一步地，轨道机构14包括沿水平方向布置的横向导轨以及横向驱动机构。机械臂1包括活动装配于该横向导轨的水平移动座、固定设于水平移动座上的竖向导轨20、升降驱动机构以及升降座19。升降驱动机构用于驱动升降座19沿竖向导轨20升降。夹持翻转机构装配于升降座19。上述夹持机构即为该夹持翻转机构。</w:t>
       </w:r>
     </w:p>
     <w:p>
@@ -469,36 +259,6 @@
     </w:p>
     <w:p>
       <w:pPr>
-        <w:spacing w:before="200" w:after="120" w:line="440" w:lineRule="exact"/>
-        <w:ind w:firstLine="0"/>
-        <w:jc w:val="left"/>
-      </w:pPr>
-      <w:r>
-        <w:rPr>
-          <w:rFonts w:ascii="黑体" w:hAnsi="黑体" w:eastAsia="黑体" w:cs="黑体"/>
-          <w:b/>
-          <w:sz w:val="24"/>
-        </w:rPr>
-        <w:t>三、对应权利要求3</w:t>
-      </w:r>
-    </w:p>
-    <w:p>
-      <w:pPr>
-        <w:spacing w:before="120" w:after="120" w:line="440" w:lineRule="exact"/>
-        <w:ind w:firstLine="480"/>
-        <w:jc w:val="both"/>
-      </w:pPr>
-      <w:r>
-        <w:rPr>
-          <w:rFonts w:ascii="黑体" w:hAnsi="黑体" w:eastAsia="黑体" w:cs="黑体"/>
-          <w:b/>
-          <w:sz w:val="24"/>
-        </w:rPr>
-        <w:t>复述：</w:t>
-      </w:r>
-    </w:p>
-    <w:p>
-      <w:pPr>
         <w:spacing w:before="0" w:after="120" w:line="440" w:lineRule="exact"/>
         <w:ind w:firstLine="480"/>
         <w:jc w:val="both"/>
@@ -509,22 +269,7 @@
           <w:b w:val="0"/>
           <w:sz w:val="24"/>
         </w:rPr>
-        <w:t>夹持翻转机构包括安装座18、旋转驱动件16、翻转驱动件17以及夹爪2。安装座18与升降座19相连接。旋转驱动件16的输出轴沿竖直方向布置，用于将样品盘转移至清洗槽10上方。翻转驱动件17与旋转驱动件16的输出端传动连接，且翻转驱动件17的输出轴沿水平方向布置。夹爪2传动连接于翻转驱动件17的输出端。</w:t>
-      </w:r>
-    </w:p>
-    <w:p>
-      <w:pPr>
-        <w:spacing w:before="120" w:after="120" w:line="440" w:lineRule="exact"/>
-        <w:ind w:firstLine="480"/>
-        <w:jc w:val="both"/>
-      </w:pPr>
-      <w:r>
-        <w:rPr>
-          <w:rFonts w:ascii="黑体" w:hAnsi="黑体" w:eastAsia="黑体" w:cs="黑体"/>
-          <w:b/>
-          <w:sz w:val="24"/>
-        </w:rPr>
-        <w:t>展开：</w:t>
+        <w:t>进一步地，夹持翻转机构包括安装座18、旋转驱动件16、翻转驱动件17以及夹爪2。安装座18与升降座19相连接。旋转驱动件16的输出轴沿竖直方向布置，用于将样品盘转移至清洗槽10上方。翻转驱动件17与旋转驱动件16的输出端传动连接，且翻转驱动件17的输出轴沿水平方向布置。夹爪2传动连接于翻转驱动件17的输出端。</w:t>
       </w:r>
     </w:p>
     <w:p>
@@ -589,36 +334,6 @@
     </w:p>
     <w:p>
       <w:pPr>
-        <w:spacing w:before="200" w:after="120" w:line="440" w:lineRule="exact"/>
-        <w:ind w:firstLine="0"/>
-        <w:jc w:val="left"/>
-      </w:pPr>
-      <w:r>
-        <w:rPr>
-          <w:rFonts w:ascii="黑体" w:hAnsi="黑体" w:eastAsia="黑体" w:cs="黑体"/>
-          <w:b/>
-          <w:sz w:val="24"/>
-        </w:rPr>
-        <w:t>四、对应权利要求4</w:t>
-      </w:r>
-    </w:p>
-    <w:p>
-      <w:pPr>
-        <w:spacing w:before="120" w:after="120" w:line="440" w:lineRule="exact"/>
-        <w:ind w:firstLine="480"/>
-        <w:jc w:val="both"/>
-      </w:pPr>
-      <w:r>
-        <w:rPr>
-          <w:rFonts w:ascii="黑体" w:hAnsi="黑体" w:eastAsia="黑体" w:cs="黑体"/>
-          <w:b/>
-          <w:sz w:val="24"/>
-        </w:rPr>
-        <w:t>复述：</w:t>
-      </w:r>
-    </w:p>
-    <w:p>
-      <w:pPr>
         <w:spacing w:before="0" w:after="120" w:line="440" w:lineRule="exact"/>
         <w:ind w:firstLine="480"/>
         <w:jc w:val="both"/>
@@ -629,22 +344,7 @@
           <w:b w:val="0"/>
           <w:sz w:val="24"/>
         </w:rPr>
-        <w:t>烘干室6包括箱体、加热器7、送风扇12以及排风扇13。箱体包括顶板、底板、相对设置的两块侧板以及连接于两块侧板之间的背板。加热器7安装于背板内侧。送风扇12设置于箱体底部且靠近加热器7一侧，排风扇13设置于顶板且远离加热器7一侧，以在箱体内形成自下而上的对流风道。</w:t>
-      </w:r>
-    </w:p>
-    <w:p>
-      <w:pPr>
-        <w:spacing w:before="120" w:after="120" w:line="440" w:lineRule="exact"/>
-        <w:ind w:firstLine="480"/>
-        <w:jc w:val="both"/>
-      </w:pPr>
-      <w:r>
-        <w:rPr>
-          <w:rFonts w:ascii="黑体" w:hAnsi="黑体" w:eastAsia="黑体" w:cs="黑体"/>
-          <w:b/>
-          <w:sz w:val="24"/>
-        </w:rPr>
-        <w:t>展开：</w:t>
+        <w:t>进一步地，烘干室6包括箱体、加热器7、送风扇12以及排风扇13。箱体包括顶板、底板、相对设置的两块侧板以及连接于两块侧板之间的背板。加热器7安装于背板内侧。送风扇12设置于箱体底部且靠近加热器7一侧，排风扇13设置于顶板且远离加热器7一侧，以在箱体内形成自下而上的对流风道。</w:t>
       </w:r>
     </w:p>
     <w:p>
@@ -724,32 +424,17 @@
     </w:p>
     <w:p>
       <w:pPr>
-        <w:spacing w:before="200" w:after="120" w:line="440" w:lineRule="exact"/>
-        <w:ind w:firstLine="0"/>
-        <w:jc w:val="left"/>
-      </w:pPr>
-      <w:r>
-        <w:rPr>
-          <w:rFonts w:ascii="黑体" w:hAnsi="黑体" w:eastAsia="黑体" w:cs="黑体"/>
-          <w:b/>
-          <w:sz w:val="24"/>
-        </w:rPr>
-        <w:t>五、对应权利要求5</w:t>
-      </w:r>
-    </w:p>
-    <w:p>
-      <w:pPr>
-        <w:spacing w:before="120" w:after="120" w:line="440" w:lineRule="exact"/>
+        <w:spacing w:before="0" w:after="120" w:line="440" w:lineRule="exact"/>
         <w:ind w:firstLine="480"/>
         <w:jc w:val="both"/>
       </w:pPr>
       <w:r>
         <w:rPr>
-          <w:rFonts w:ascii="黑体" w:hAnsi="黑体" w:eastAsia="黑体" w:cs="黑体"/>
-          <w:b/>
+          <w:rFonts w:ascii="宋体" w:hAnsi="宋体" w:eastAsia="宋体" w:cs="宋体"/>
+          <w:b w:val="0"/>
           <w:sz w:val="24"/>
         </w:rPr>
-        <w:t>复述：</w:t>
+        <w:t>在一种实施方式中，烘干室6内部还设有安装台21、旋转电机4以及与旋转电机4的输出轴传动连接的旋转烘干盘架。旋转电机4固定于安装台21远离顶板的一侧，旋转电机4的输出轴穿过安装台21与旋转烘干盘架相连接。旋转烘干盘架包括中心转轴以及与中心转轴相连接的多层托盘支架。每层托盘支架绕中心转轴周向均匀间隔开设有多个托盘放置孔。托盘放置孔的孔径小于样品盘上端的外径，以使样品盘放置在托盘放置孔时露出供夹持翻转机构抓取的夹持部位。</w:t>
       </w:r>
     </w:p>
     <w:p>
@@ -764,37 +449,7 @@
           <w:b w:val="0"/>
           <w:sz w:val="24"/>
         </w:rPr>
-        <w:t>作为烘干室6内旋转烘干盘架的一种实施方式，烘干室6内部还设有安装台21、旋转电机4以及与旋转电机4的输出轴传动连接的旋转烘干盘架。旋转电机4固定于安装台21远离顶板的一侧，旋转电机4的输出轴穿过安装台21与旋转烘干盘架相连接。旋转烘干盘架包括中心转轴以及与中心转轴相连接的多层托盘支架。每层托盘支架绕中心转轴周向均匀间隔开设有多个托盘放置孔。托盘放置孔的孔径小于样品盘上端的外径，以使样品盘放置在托盘放置孔时露出供夹持翻转机构抓取的夹持部位。</w:t>
-      </w:r>
-    </w:p>
-    <w:p>
-      <w:pPr>
-        <w:spacing w:before="120" w:after="120" w:line="440" w:lineRule="exact"/>
-        <w:ind w:firstLine="480"/>
-        <w:jc w:val="both"/>
-      </w:pPr>
-      <w:r>
-        <w:rPr>
-          <w:rFonts w:ascii="黑体" w:hAnsi="黑体" w:eastAsia="黑体" w:cs="黑体"/>
-          <w:b/>
-          <w:sz w:val="24"/>
-        </w:rPr>
-        <w:t>展开：</w:t>
-      </w:r>
-    </w:p>
-    <w:p>
-      <w:pPr>
-        <w:spacing w:before="0" w:after="120" w:line="440" w:lineRule="exact"/>
-        <w:ind w:firstLine="480"/>
-        <w:jc w:val="both"/>
-      </w:pPr>
-      <w:r>
-        <w:rPr>
-          <w:rFonts w:ascii="宋体" w:hAnsi="宋体" w:eastAsia="宋体" w:cs="宋体"/>
-          <w:b w:val="0"/>
-          <w:sz w:val="24"/>
-        </w:rPr>
-        <w:t>本实施方式的孔式盘架与图1、图2所示的支架环式盘架择一安装在烘干室6内。图1和图2画出的是后文对应权利要求6、权利要求7的支架环式盘架；本实施方式的孔式盘架在图中未另行画出。</w:t>
+        <w:t>这种孔式盘架与图1、图2所示的支架环式盘架择一安装在烘干室6内。图1和图2画出的是支架环式盘架；孔式盘架在图中未另行画出。</w:t>
       </w:r>
     </w:p>
     <w:p>
@@ -844,36 +499,6 @@
     </w:p>
     <w:p>
       <w:pPr>
-        <w:spacing w:before="200" w:after="120" w:line="440" w:lineRule="exact"/>
-        <w:ind w:firstLine="0"/>
-        <w:jc w:val="left"/>
-      </w:pPr>
-      <w:r>
-        <w:rPr>
-          <w:rFonts w:ascii="黑体" w:hAnsi="黑体" w:eastAsia="黑体" w:cs="黑体"/>
-          <w:b/>
-          <w:sz w:val="24"/>
-        </w:rPr>
-        <w:t>六、对应权利要求6</w:t>
-      </w:r>
-    </w:p>
-    <w:p>
-      <w:pPr>
-        <w:spacing w:before="120" w:after="120" w:line="440" w:lineRule="exact"/>
-        <w:ind w:firstLine="480"/>
-        <w:jc w:val="both"/>
-      </w:pPr>
-      <w:r>
-        <w:rPr>
-          <w:rFonts w:ascii="黑体" w:hAnsi="黑体" w:eastAsia="黑体" w:cs="黑体"/>
-          <w:b/>
-          <w:sz w:val="24"/>
-        </w:rPr>
-        <w:t>复述：</w:t>
-      </w:r>
-    </w:p>
-    <w:p>
-      <w:pPr>
         <w:spacing w:before="0" w:after="120" w:line="440" w:lineRule="exact"/>
         <w:ind w:firstLine="480"/>
         <w:jc w:val="both"/>
@@ -884,22 +509,7 @@
           <w:b w:val="0"/>
           <w:sz w:val="24"/>
         </w:rPr>
-        <w:t>作为烘干室6内旋转烘干盘架的另一种实施方式，也是图1和图2所示的实施方式，烘干室6内部还设有旋转电机4以及由旋转电机4驱动旋转的旋转烘干盘架3。旋转烘干盘架3包括旋转底盘15以及多组支撑竖杆22。旋转底盘15绕其旋转中心周向均匀开设有四组安装通孔。支撑竖杆22分别穿过对应的安装通孔，并与旋转底盘15紧固连接。每组支撑竖杆22沿竖直方向等间距固定设有多层托盘支架环5。托盘支架环5的内径小于样品盘上端的外径，以使样品盘放置在托盘支架环5时暴露出供夹持翻转机构抓取的夹持部位。</w:t>
-      </w:r>
-    </w:p>
-    <w:p>
-      <w:pPr>
-        <w:spacing w:before="120" w:after="120" w:line="440" w:lineRule="exact"/>
-        <w:ind w:firstLine="480"/>
-        <w:jc w:val="both"/>
-      </w:pPr>
-      <w:r>
-        <w:rPr>
-          <w:rFonts w:ascii="黑体" w:hAnsi="黑体" w:eastAsia="黑体" w:cs="黑体"/>
-          <w:b/>
-          <w:sz w:val="24"/>
-        </w:rPr>
-        <w:t>展开：</w:t>
+        <w:t>在另一种实施方式中，也是图1和图2所示的实施方式，烘干室6内部还设有旋转电机4以及由旋转电机4驱动旋转的旋转烘干盘架3。旋转烘干盘架3包括旋转底盘15以及多组支撑竖杆22。旋转底盘15绕其旋转中心周向均匀开设有四组安装通孔。支撑竖杆22分别穿过对应的安装通孔，并与旋转底盘15紧固连接。每组支撑竖杆22沿竖直方向等间距固定设有多层托盘支架环5。托盘支架环5的内径小于样品盘上端的外径，以使样品盘放置在托盘支架环5时暴露出供夹持翻转机构抓取的夹持部位。</w:t>
       </w:r>
     </w:p>
     <w:p>
@@ -974,37 +584,7 @@
           <w:b w:val="0"/>
           <w:sz w:val="24"/>
         </w:rPr>
-        <w:t>四列样品盘同时位于烘干室6内，接受加热器7和对流风道的烘干。旋转电机4的作用，是把待取或待放的那一列转到取放口。四列均布时，相邻列相隔90°。旋转电机4的角速度例如为15°/s，转到目标列后制动并保持，供夹爪2取放。一只样品盘被取出后，旋转电机4可以把下一只待处理样品盘所在的列转到取放口。</w:t>
-      </w:r>
-    </w:p>
-    <w:p>
-      <w:pPr>
-        <w:spacing w:before="200" w:after="120" w:line="440" w:lineRule="exact"/>
-        <w:ind w:firstLine="0"/>
-        <w:jc w:val="left"/>
-      </w:pPr>
-      <w:r>
-        <w:rPr>
-          <w:rFonts w:ascii="黑体" w:hAnsi="黑体" w:eastAsia="黑体" w:cs="黑体"/>
-          <w:b/>
-          <w:sz w:val="24"/>
-        </w:rPr>
-        <w:t>七、对应权利要求7</w:t>
-      </w:r>
-    </w:p>
-    <w:p>
-      <w:pPr>
-        <w:spacing w:before="120" w:after="120" w:line="440" w:lineRule="exact"/>
-        <w:ind w:firstLine="480"/>
-        <w:jc w:val="both"/>
-      </w:pPr>
-      <w:r>
-        <w:rPr>
-          <w:rFonts w:ascii="黑体" w:hAnsi="黑体" w:eastAsia="黑体" w:cs="黑体"/>
-          <w:b/>
-          <w:sz w:val="24"/>
-        </w:rPr>
-        <w:t>复述：</w:t>
+        <w:t>四列样品盘同时位于烘干室6内，接受加热器7和对流风道的烘干。旋转电机4把待取或待放的那一列转到取放口。四列均布时，相邻列相隔90°。旋转电机4的角速度例如为15°/s，转到目标列后制动并保持，供夹爪2取放。一只样品盘被取出后，旋转电机4可以把下一只待处理样品盘所在的列转到取放口。</w:t>
       </w:r>
     </w:p>
     <w:p>
@@ -1019,22 +599,7 @@
           <w:b w:val="0"/>
           <w:sz w:val="24"/>
         </w:rPr>
-        <w:t>在图1和图2所示的旋转烘干盘架3中，旋转底盘15包括中心盘，以及由该中心盘外缘向外辐射延伸的四组V形安装臂。四组V形安装臂沿周向均匀间隔分布，且每组V形安装臂远离中心盘的一端均连接有加强条23。每组V形安装臂的侧壁上一体成型有沿竖直方向布置的加强筋24。</w:t>
-      </w:r>
-    </w:p>
-    <w:p>
-      <w:pPr>
-        <w:spacing w:before="120" w:after="120" w:line="440" w:lineRule="exact"/>
-        <w:ind w:firstLine="480"/>
-        <w:jc w:val="both"/>
-      </w:pPr>
-      <w:r>
-        <w:rPr>
-          <w:rFonts w:ascii="黑体" w:hAnsi="黑体" w:eastAsia="黑体" w:cs="黑体"/>
-          <w:b/>
-          <w:sz w:val="24"/>
-        </w:rPr>
-        <w:t>展开：</w:t>
+        <w:t>进一步地，在图1和图2所示的旋转烘干盘架3中，旋转底盘15包括中心盘，以及由该中心盘外缘向外辐射延伸的四组V形安装臂。四组V形安装臂沿周向均匀间隔分布，且每组V形安装臂远离中心盘的一端均连接有加强条23。每组V形安装臂的侧壁上一体成型有沿竖直方向布置的加强筋24。</w:t>
       </w:r>
     </w:p>
     <w:p>
@@ -1084,36 +649,6 @@
     </w:p>
     <w:p>
       <w:pPr>
-        <w:spacing w:before="200" w:after="120" w:line="440" w:lineRule="exact"/>
-        <w:ind w:firstLine="0"/>
-        <w:jc w:val="left"/>
-      </w:pPr>
-      <w:r>
-        <w:rPr>
-          <w:rFonts w:ascii="黑体" w:hAnsi="黑体" w:eastAsia="黑体" w:cs="黑体"/>
-          <w:b/>
-          <w:sz w:val="24"/>
-        </w:rPr>
-        <w:t>八、对应权利要求8</w:t>
-      </w:r>
-    </w:p>
-    <w:p>
-      <w:pPr>
-        <w:spacing w:before="120" w:after="120" w:line="440" w:lineRule="exact"/>
-        <w:ind w:firstLine="480"/>
-        <w:jc w:val="both"/>
-      </w:pPr>
-      <w:r>
-        <w:rPr>
-          <w:rFonts w:ascii="黑体" w:hAnsi="黑体" w:eastAsia="黑体" w:cs="黑体"/>
-          <w:b/>
-          <w:sz w:val="24"/>
-        </w:rPr>
-        <w:t>复述：</w:t>
-      </w:r>
-    </w:p>
-    <w:p>
-      <w:pPr>
         <w:spacing w:before="0" w:after="120" w:line="440" w:lineRule="exact"/>
         <w:ind w:firstLine="480"/>
         <w:jc w:val="both"/>
@@ -1124,22 +659,7 @@
           <w:b w:val="0"/>
           <w:sz w:val="24"/>
         </w:rPr>
-        <w:t>清洗槽10为超声波清洗槽。升降机构11包括设置于超声波清洗槽一侧的立柱、活动装配于该立柱上的升降平台以及平台驱动件。平台驱动件用于驱动升降平台沿立柱竖向移动，以带动样品盘浸入或脱离超声波清洗槽内的清洗液面。</w:t>
-      </w:r>
-    </w:p>
-    <w:p>
-      <w:pPr>
-        <w:spacing w:before="120" w:after="120" w:line="440" w:lineRule="exact"/>
-        <w:ind w:firstLine="480"/>
-        <w:jc w:val="both"/>
-      </w:pPr>
-      <w:r>
-        <w:rPr>
-          <w:rFonts w:ascii="黑体" w:hAnsi="黑体" w:eastAsia="黑体" w:cs="黑体"/>
-          <w:b/>
-          <w:sz w:val="24"/>
-        </w:rPr>
-        <w:t>展开：</w:t>
+        <w:t>进一步地，清洗槽10为超声波清洗槽。升降机构11包括设置于超声波清洗槽一侧的立柱、活动装配于该立柱上的升降平台以及平台驱动件。平台驱动件用于驱动升降平台沿立柱竖向移动，以带动样品盘浸入或脱离超声波清洗槽内的清洗液面。</w:t>
       </w:r>
     </w:p>
     <w:p>
@@ -1204,36 +724,6 @@
     </w:p>
     <w:p>
       <w:pPr>
-        <w:spacing w:before="200" w:after="120" w:line="440" w:lineRule="exact"/>
-        <w:ind w:firstLine="0"/>
-        <w:jc w:val="left"/>
-      </w:pPr>
-      <w:r>
-        <w:rPr>
-          <w:rFonts w:ascii="黑体" w:hAnsi="黑体" w:eastAsia="黑体" w:cs="黑体"/>
-          <w:b/>
-          <w:sz w:val="24"/>
-        </w:rPr>
-        <w:t>九、对应权利要求9</w:t>
-      </w:r>
-    </w:p>
-    <w:p>
-      <w:pPr>
-        <w:spacing w:before="120" w:after="120" w:line="440" w:lineRule="exact"/>
-        <w:ind w:firstLine="480"/>
-        <w:jc w:val="both"/>
-      </w:pPr>
-      <w:r>
-        <w:rPr>
-          <w:rFonts w:ascii="黑体" w:hAnsi="黑体" w:eastAsia="黑体" w:cs="黑体"/>
-          <w:b/>
-          <w:sz w:val="24"/>
-        </w:rPr>
-        <w:t>复述：</w:t>
-      </w:r>
-    </w:p>
-    <w:p>
-      <w:pPr>
         <w:spacing w:before="0" w:after="120" w:line="440" w:lineRule="exact"/>
         <w:ind w:firstLine="480"/>
         <w:jc w:val="both"/>
@@ -1244,22 +734,7 @@
           <w:b w:val="0"/>
           <w:sz w:val="24"/>
         </w:rPr>
-        <w:t>该系统还包括长方形的安装机架25。安装机架25的底角处设有防震支撑垫。清洗装置、称重台8、精矿收集槽9以及烘干室6沿轨道机构14的延伸方向依次集成装配于安装机架25上。</w:t>
-      </w:r>
-    </w:p>
-    <w:p>
-      <w:pPr>
-        <w:spacing w:before="120" w:after="120" w:line="440" w:lineRule="exact"/>
-        <w:ind w:firstLine="480"/>
-        <w:jc w:val="both"/>
-      </w:pPr>
-      <w:r>
-        <w:rPr>
-          <w:rFonts w:ascii="黑体" w:hAnsi="黑体" w:eastAsia="黑体" w:cs="黑体"/>
-          <w:b/>
-          <w:sz w:val="24"/>
-        </w:rPr>
-        <w:t>展开：</w:t>
+        <w:t>进一步地，该系统还包括长方形的安装机架25。安装机架25的底角处设有防震支撑垫。清洗装置、称重台8、精矿收集槽9以及烘干室6沿轨道机构14的延伸方向依次集成装配于安装机架25上。</w:t>
       </w:r>
     </w:p>
     <w:p>
@@ -1309,36 +784,6 @@
     </w:p>
     <w:p>
       <w:pPr>
-        <w:spacing w:before="200" w:after="120" w:line="440" w:lineRule="exact"/>
-        <w:ind w:firstLine="0"/>
-        <w:jc w:val="left"/>
-      </w:pPr>
-      <w:r>
-        <w:rPr>
-          <w:rFonts w:ascii="黑体" w:hAnsi="黑体" w:eastAsia="黑体" w:cs="黑体"/>
-          <w:b/>
-          <w:sz w:val="24"/>
-        </w:rPr>
-        <w:t>十、对应权利要求10</w:t>
-      </w:r>
-    </w:p>
-    <w:p>
-      <w:pPr>
-        <w:spacing w:before="120" w:after="120" w:line="440" w:lineRule="exact"/>
-        <w:ind w:firstLine="480"/>
-        <w:jc w:val="both"/>
-      </w:pPr>
-      <w:r>
-        <w:rPr>
-          <w:rFonts w:ascii="黑体" w:hAnsi="黑体" w:eastAsia="黑体" w:cs="黑体"/>
-          <w:b/>
-          <w:sz w:val="24"/>
-        </w:rPr>
-        <w:t>复述：</w:t>
-      </w:r>
-    </w:p>
-    <w:p>
-      <w:pPr>
         <w:spacing w:before="0" w:after="120" w:line="440" w:lineRule="exact"/>
         <w:ind w:firstLine="480"/>
         <w:jc w:val="both"/>
@@ -1349,22 +794,7 @@
           <w:b w:val="0"/>
           <w:sz w:val="24"/>
         </w:rPr>
-        <w:t>控制单元配置有样品盘闭环流转控制程序。控制单元用于控制机械臂1依序执行以下动作。S1：将烘干室6中完成烘干的样品盘夹取并转移至称重台8进行称重。S2：称重完成后，夹取该样品盘移送至精矿收集槽9上方，并控制夹持翻转机构翻转以排料。S3：排料完成后，将排空的样品盘放置于清洗装置的升降机构11上，并控制清洗装置对该样品盘进行浸没清洗。S4：清洗完成后，控制机械臂1夹取清洗后的样品盘并放回至烘干室6内。</w:t>
-      </w:r>
-    </w:p>
-    <w:p>
-      <w:pPr>
-        <w:spacing w:before="120" w:after="120" w:line="440" w:lineRule="exact"/>
-        <w:ind w:firstLine="480"/>
-        <w:jc w:val="both"/>
-      </w:pPr>
-      <w:r>
-        <w:rPr>
-          <w:rFonts w:ascii="黑体" w:hAnsi="黑体" w:eastAsia="黑体" w:cs="黑体"/>
-          <w:b/>
-          <w:sz w:val="24"/>
-        </w:rPr>
-        <w:t>展开：</w:t>
+        <w:t>进一步地，控制单元配置有样品盘闭环流转控制程序。控制单元用于控制机械臂1依序执行以下动作。S1：将烘干室6中完成烘干的样品盘夹取并转移至称重台8进行称重。S2：称重完成后，夹取该样品盘移送至精矿收集槽9上方，并控制夹持翻转机构翻转以排料。S3：排料完成后，将排空的样品盘放置于清洗装置的升降机构11上，并控制清洗装置对该样品盘进行浸没清洗。S4：清洗完成后，控制机械臂1夹取清洗后的样品盘并放回至烘干室6内。</w:t>
       </w:r>
     </w:p>
     <w:p>
@@ -1474,21 +904,6 @@
     </w:p>
     <w:p>
       <w:pPr>
-        <w:spacing w:before="200" w:after="120" w:line="440" w:lineRule="exact"/>
-        <w:ind w:firstLine="0"/>
-        <w:jc w:val="left"/>
-      </w:pPr>
-      <w:r>
-        <w:rPr>
-          <w:rFonts w:ascii="黑体" w:hAnsi="黑体" w:eastAsia="黑体" w:cs="黑体"/>
-          <w:b/>
-          <w:sz w:val="24"/>
-        </w:rPr>
-        <w:t>参数设置示例：</w:t>
-      </w:r>
-    </w:p>
-    <w:p>
-      <w:pPr>
         <w:spacing w:before="0" w:after="120" w:line="440" w:lineRule="exact"/>
         <w:ind w:firstLine="480"/>
         <w:jc w:val="both"/>
@@ -1499,7 +914,7 @@
           <w:b w:val="0"/>
           <w:sz w:val="24"/>
         </w:rPr>
-        <w:t>以下给出一套可同时采用的数值，便于按图1和图2所示的系统实施。旋转烘干盘架3设四组支撑竖杆22，每组七层托盘支架环5，共二十八个盘位。旋转电机4的角速度取15°/s。加热器7的两个加热源均设定为105℃，每一个加热源的功率为250W。侧板内侧如覆设铝锡纸，其厚度取3mm。送风扇12和排风扇13均为轴流风扇，风量约0.12m³/s。夹爪2的预设翻转角取150°。承载精矿的样品盘烘干30min，空样品盘超声波浸没清洗10min，清洗后回烘15min。上述层数也可改为每组八层，即三十二个盘位。这些数值只是便于实施的举例，不构成对上述各技术特征的限制。更换样品盘尺寸、精矿含水率或清洗液时，可以相应调整层数、温度、风量、翻转角和各段时间。</w:t>
+        <w:t>例如，旋转烘干盘架3设四组支撑竖杆22，每组七层托盘支架环5，共二十八个盘位。旋转电机4的角速度取15°/s。加热器7的两个加热源均设定为105℃，每一个加热源的功率为250W。侧板内侧如覆设铝锡纸，其厚度取3mm。送风扇12和排风扇13均为轴流风扇，风量约0.12m³/s。夹爪2的预设翻转角取150°。承载精矿的样品盘烘干30min，空样品盘超声波浸没清洗10min，清洗后回烘15min。上述层数也可改为每组八层，即三十二个盘位。这些数值只是便于实施的举例，不构成对上述各技术特征的限制。更换样品盘尺寸、精矿含水率或清洗液时，可以相应调整层数、温度、风量、翻转角和各段时间。</w:t>
       </w:r>
     </w:p>
     <w:p>
